--- a/LLM_and_Enterprise_RAG_Bootcamp/Weekly_Quizzes/Week_09_Quiz_Solution.docx
+++ b/LLM_and_Enterprise_RAG_Bootcamp/Weekly_Quizzes/Week_09_Quiz_Solution.docx
@@ -12,7 +12,7 @@
           <w:color w:val="1E2761"/>
           <w:sz w:val="44"/>
         </w:rPr>
-        <w:t>Week 9 Quiz — Answer Key</w:t>
+        <w:t>Week 9 Quiz: Answer Key</w:t>
       </w:r>
     </w:p>
     <w:p>
@@ -32,7 +32,7 @@
           <w:color w:val="333333"/>
           <w:sz w:val="22"/>
         </w:rPr>
-        <w:t>Tuesday 8:30 to 10:00 AM PST | 30 minutes | 60 points | Instructor: Pavan R</w:t>
+        <w:t>Tuesday 8:30 to 10:00 AM PT | 30 minutes | 60 points | Instructor: Pavan R</w:t>
       </w:r>
     </w:p>
     <w:p>
@@ -901,7 +901,7 @@
           <w:color w:val="333333"/>
           <w:sz w:val="22"/>
         </w:rPr>
-        <w:t>Model answers reviewed live in the Tuesday quiz session.</w:t>
+        <w:t>Model answer: Prompt per contract section: 'Extract 3 to 5 atomic facts from this section. Each fact must be one sentence, name parties and defined terms explicitly with no pronouns, keep dates, amounts, and conditions verbatim, and cite the clause number. Output JSON: [{fact, clause}]. Do not infer anything not stated.' Atomicity and explicit entity naming are what make factoids retrievable.</w:t>
       </w:r>
     </w:p>
     <w:p>
@@ -920,7 +920,7 @@
           <w:color w:val="333333"/>
           <w:sz w:val="22"/>
         </w:rPr>
-        <w:t>Model answers reviewed live in the Tuesday quiz session.</w:t>
+        <w:t>Model answer: Start at cosine similarity 0.92, calibrated on a set of paraphrase pairs and near-miss pairs from real tickets. Tune so the false-hit rate (different intent served a cached answer) stays under about 1 percent, because a wrong cached answer costs more than a cache miss. Customer-service traffic is repetitive enough that 0.92 still yields a 20 to 30 percent hit rate.</w:t>
       </w:r>
     </w:p>
     <w:p>
@@ -939,10 +939,11 @@
           <w:color w:val="333333"/>
           <w:sz w:val="22"/>
         </w:rPr>
-        <w:t>Model answers reviewed live in the Tuesday quiz session.</w:t>
+        <w:t>Model answer: Train an initial embedder and index the corpus. For each training query, retrieve the top 50 to 100, drop the gold positives, and sample negatives from the middle ranks where overlap is high but the label is negative (skip the very top to avoid false negatives). Retrain with these hard negatives in InfoNCE, re-index, and repeat for 2 to 3 rounds until eval recall plateaus.</w:t>
       </w:r>
     </w:p>
     <w:sectPr>
+      <w:footerReference w:type="default" r:id="rId9"/>
       <w:pgSz w:w="12240" w:h="15840"/>
       <w:pgMar w:top="1152" w:right="1296" w:bottom="1152" w:left="1296" w:header="720" w:footer="720" w:gutter="0"/>
       <w:cols w:space="720"/>
@@ -950,6 +951,25 @@
     </w:sectPr>
   </w:body>
 </w:document>
+</file>
+
+<file path=word/footer1.xml><?xml version="1.0" encoding="utf-8"?>
+<w:ftr xmlns:m="http://schemas.openxmlformats.org/officeDocument/2006/math" xmlns:mc="http://schemas.openxmlformats.org/markup-compatibility/2006" xmlns:mo="http://schemas.microsoft.com/office/mac/office/2008/main" xmlns:mv="urn:schemas-microsoft-com:mac:vml" xmlns:o="urn:schemas-microsoft-com:office:office" xmlns:r="http://schemas.openxmlformats.org/officeDocument/2006/relationships" xmlns:v="urn:schemas-microsoft-com:vml" xmlns:w10="urn:schemas-microsoft-com:office:word" xmlns:w14="http://schemas.microsoft.com/office/word/2010/wordml" xmlns:w="http://schemas.openxmlformats.org/wordprocessingml/2006/main" xmlns:wne="http://schemas.microsoft.com/office/word/2006/wordml" xmlns:wp14="http://schemas.microsoft.com/office/word/2010/wordprocessingDrawing" xmlns:wp="http://schemas.openxmlformats.org/drawingml/2006/wordprocessingDrawing" xmlns:wpc="http://schemas.microsoft.com/office/word/2010/wordprocessingCanvas" xmlns:wpg="http://schemas.microsoft.com/office/word/2010/wordprocessingGroup" xmlns:wpi="http://schemas.microsoft.com/office/word/2010/wordprocessingInk" xmlns:wps="http://schemas.microsoft.com/office/word/2010/wordprocessingShape" mc:Ignorable="w14 wp14">
+  <w:p>
+    <w:pPr>
+      <w:pStyle w:val="Footer"/>
+      <w:jc w:val="center"/>
+    </w:pPr>
+    <w:r>
+      <w:rPr>
+        <w:rFonts w:ascii="Calibri" w:hAnsi="Calibri"/>
+        <w:color w:val="333333"/>
+        <w:sz w:val="18"/>
+      </w:rPr>
+      <w:t>© 2026 Proxiant Academy | info@proxiant.com | proxiant.ai/training</w:t>
+    </w:r>
+  </w:p>
+</w:ftr>
 </file>
 
 <file path=word/numbering.xml><?xml version="1.0" encoding="utf-8"?>
